--- a/블로그_개발일지_2026-07-30.docx
+++ b/블로그_개발일지_2026-07-30.docx
@@ -119,7 +119,7 @@
         <w:pStyle w:val="ListBullet"/>
       </w:pPr>
       <w:r>
-        <w:t>그리고 고쳐놓은 그 두 개에 테스트가 하나도 없었고, 그중 하나는 CI를 빨간불로 만들고 있었다</w:t>
+        <w:t>그런데 여기서 작업이 끊겼다 — 쓰던 도구에 장애가 나서, 테스트와 커밋을 남겨둔 채로 하루를 넘겼다</w:t>
       </w:r>
     </w:p>
     <w:p>
@@ -1737,7 +1737,7 @@
         <w:pStyle w:val="Heading1"/>
       </w:pPr>
       <w:r>
-        <w:t>6. 그리고 그 두 개에 테스트가 하나도 없었다</w:t>
+        <w:t>6. 그리고 여기서 작업이 끊겼다</w:t>
       </w:r>
     </w:p>
     <w:p>
@@ -1745,7 +1745,7 @@
         <w:rPr>
           <w:b w:val="0"/>
         </w:rPr>
-        <w:t>여기가 오늘 가장 뼈아픈 부분이다.</w:t>
+        <w:t>두 수정을 코드에 넣고, 이제 테스트를 쓰고 커밋할 차례였다. **그 자리에서 쓰던 도구에 장애가 나서 세션이 끊겼다.** 그래서 다음 날 아침의 시작 상태는 이랬다.</w:t>
       </w:r>
     </w:p>
     <w:p>
@@ -1753,7 +1753,7 @@
         <w:rPr>
           <w:b w:val="0"/>
         </w:rPr>
-        <w:t>위의 두 수정을 다 하고 나서 전체 테스트를 돌렸다. **146개 통과.** 그런데 그건 수정을 하기 전과 똑같은 숫자였다.</w:t>
+        <w:t>전체 테스트를 돌려보니 **146개 통과.** 그런데 그건 수정을 하기 전과 똑같은 숫자였다. 당연하다 — 테스트를 쓰기 직전에 멈췄으니까.</w:t>
       </w:r>
     </w:p>
     <w:p>
@@ -1771,7 +1771,7 @@
         <w:rPr>
           <w:color w:val="1F6FEB"/>
         </w:rPr>
-        <w:t>자물쇠를 새로 달았는데, 그 자물쇠가 잠기는지 확인하는 절차가 점검표에 한 줄도 안 늘어난 것이다. 다음 사람(=내일의 나)이 리모델링하다가 떼어내도 아무도 모른다.</w:t>
+        <w:t>자물쇠를 새로 달다가 전기가 나간 것이다. 자물쇠는 문에 붙어 있는데, 그게 잠기는지 확인하는 절차는 점검표에 아직 한 줄도 없다.</w:t>
       </w:r>
     </w:p>
     <w:p>
@@ -1779,7 +1779,33 @@
         <w:rPr>
           <w:b w:val="0"/>
         </w:rPr>
-        <w:t>**수정은 있는데 그 수정을 지키는 것이 하나도 없었다.** 그래서 오후의 절반은 그걸 메우는 데 썼다. 테스트를 쓸 때 이 저장소의 규칙은 하나다 — **고치기 전 코드에서 실제로 실패하는지 확인한다.** 안 하면 그 테스트가 뭘 잡는지 모른다.</w:t>
+        <w:t>여기서 배운 건 '왜 안 했나'가 아니다. 하려던 참이었으니까. 배운 건 **중단은 예고 없이 온다**는 것이고, 그래서 **끊긴 자리가 하필 가장 취약한 자리**라는 것이다 — 수정은 디스크에만 있고, 그게 맞다는 증거는 아직 없고, 되돌릴 방법도 없다. 명령 하나면 하루치가 사라진다.</w:t>
+      </w:r>
+    </w:p>
+    <w:p>
+      <w:pPr>
+        <w:ind w:left="240"/>
+      </w:pPr>
+      <w:r>
+        <w:rPr>
+          <w:b/>
+          <w:color w:val="1E7E34"/>
+        </w:rPr>
+        <w:t xml:space="preserve">🛠 전문가 노트   </w:t>
+      </w:r>
+      <w:r>
+        <w:rPr>
+          <w:color w:val="1E7E34"/>
+        </w:rPr>
+        <w:t>그래서 습관 하나를 바꿨다. 고친 직후에 **일단 커밋을 하나 찍어둔다.** 테스트는 그다음에 붙이면 된다. 완성된 것만 커밋하려다 미완성인 채로 잃는 것보다, 미완성을 커밋해두고 이어가는 쪽이 항상 싸다.</w:t>
+      </w:r>
+    </w:p>
+    <w:p>
+      <w:r>
+        <w:rPr>
+          <w:b w:val="0"/>
+        </w:rPr>
+        <w:t>그래서 다음 날 오후의 절반은 그 자리를 이어받는 데 썼다. 테스트를 쓸 때 이 저장소의 규칙은 하나다 — **고치기 전 코드에서 실제로 실패하는지 확인한다.** 안 하면 그 테스트가 뭘 잡는지 모른다.</w:t>
       </w:r>
     </w:p>
     <w:p>
@@ -2468,7 +2494,7 @@
         <w:pStyle w:val="Heading2"/>
       </w:pPr>
       <w:r>
-        <w:t>④ 고쳤는데 테스트가 없으면, 절반만 고친 것이다</w:t>
+        <w:t>④ 중단은 예고 없이 오고, 끊긴 자리가 가장 취약하다</w:t>
       </w:r>
     </w:p>
     <w:p>
@@ -2476,7 +2502,15 @@
         <w:rPr>
           <w:b w:val="0"/>
         </w:rPr>
-        <w:t>오늘 가장 아팠던 게 이거다. 수정 두 개를 다 하고도 테스트 숫자가 그대로였다. 그 상태는 '고쳤다'가 아니라 **'지금은 맞다'**에 가깝다. 고친 것을 지키는 물건이 없으면 다음 수정 때 조용히 되돌아간다.</w:t>
+        <w:t>도구 장애로 하필 '고쳤지만 아직 증명하지 않은' 지점에서 멈췄다. 그 상태는 '고쳤다'가 아니라 **'지금은 맞다'**에 가깝다 — 수정은 디스크에만 있고, 그게 맞다는 증거도 되돌릴 방법도 없다.</w:t>
+      </w:r>
+    </w:p>
+    <w:p>
+      <w:r>
+        <w:rPr>
+          <w:b w:val="0"/>
+        </w:rPr>
+        <w:t>그래서 완성될 때까지 커밋을 미루지 않기로 했다. 미완성을 커밋해두고 이어가는 쪽이 완성만 커밋하려다 미완성인 채로 잃는 것보다 항상 싸다.</w:t>
       </w:r>
     </w:p>
     <w:p>
@@ -2772,7 +2806,7 @@
         <w:rPr>
           <w:b/>
         </w:rPr>
-        <w:t>곁들임 — "고쳐놓은 수정 두 개가 테스트도 커밋도 없이 떠 있었고, 그중 하나는 CI를 깨고 있었다. 수정은 있는데 그 수정을 지키는 것이 하나도 없었다."</w:t>
+        <w:t>곁들임 — "도구 장애로 작업이 끊긴 자리가 하필 가장 취약한 자리였다. 수정은 디스크에만 있고, 그게 맞다는 증거는 아직 없고, 그중 하나는 CI를 깨고 있었다."</w:t>
       </w:r>
     </w:p>
     <w:sectPr>
